--- a/RT/РТ (УП11) пара 28 ст Ермилов Д.Е..docx
+++ b/RT/РТ (УП11) пара 28 ст Ермилов Д.Е..docx
@@ -4708,7 +4708,7 @@
                 <w:szCs w:val="23"/>
                 <w:lang w:eastAsia="ru-RU"/>
               </w:rPr>
-              <w:t xml:space="preserve">Нажмите </w:t>
+              <w:t>Нажмите </w:t>
             </w:r>
             <w:r>
               <w:rPr>
@@ -4819,7 +4819,7 @@
                 <w:szCs w:val="23"/>
                 <w:lang w:eastAsia="ru-RU"/>
               </w:rPr>
-              <w:t xml:space="preserve">Создайте папку </w:t>
+              <w:t>Создайте папку </w:t>
             </w:r>
             <w:r>
               <w:rPr>
@@ -5315,7 +5315,7 @@
                 <w:szCs w:val="23"/>
                 <w:lang w:val="en-US" w:eastAsia="ru-RU"/>
               </w:rPr>
-              <w:t xml:space="preserve"> </w:t>
+              <w:t> </w:t>
             </w:r>
             <w:r>
               <w:rPr>
@@ -5334,7 +5334,7 @@
                 <w:szCs w:val="23"/>
                 <w:lang w:val="en-US" w:eastAsia="ru-RU"/>
               </w:rPr>
-              <w:t xml:space="preserve"> (</w:t>
+              <w:t> (</w:t>
             </w:r>
             <w:r>
               <w:rPr>
@@ -5352,7 +5352,7 @@
                 <w:szCs w:val="23"/>
                 <w:lang w:val="en-US" w:eastAsia="ru-RU"/>
               </w:rPr>
-              <w:t xml:space="preserve"> </w:t>
+              <w:t> </w:t>
             </w:r>
             <w:r>
               <w:rPr>
@@ -5439,6 +5439,7 @@
                 <w:szCs w:val="23"/>
                 <w:lang w:eastAsia="ru-RU"/>
               </w:rPr>
+              <w:lastRenderedPageBreak/>
               <w:t>2</w:t>
             </w:r>
           </w:p>
@@ -6131,7 +6132,7 @@
                 <w:szCs w:val="23"/>
                 <w:lang w:eastAsia="ru-RU"/>
               </w:rPr>
-              <w:t xml:space="preserve">Ввели </w:t>
+              <w:t>Ввели </w:t>
             </w:r>
             <w:r>
               <w:rPr>
@@ -6444,7 +6445,7 @@
                 <w:szCs w:val="23"/>
                 <w:lang w:eastAsia="ru-RU"/>
               </w:rPr>
-              <w:t xml:space="preserve">Появилось </w:t>
+              <w:t>Появилось </w:t>
             </w:r>
             <w:r>
               <w:rPr>
@@ -8506,7 +8507,7 @@
                 <w:szCs w:val="23"/>
                 <w:lang w:eastAsia="ru-RU"/>
               </w:rPr>
-              <w:t xml:space="preserve">Нажмите </w:t>
+              <w:t>Нажмите </w:t>
             </w:r>
             <w:r>
               <w:rPr>
@@ -8617,7 +8618,7 @@
                 <w:szCs w:val="23"/>
                 <w:lang w:eastAsia="ru-RU"/>
               </w:rPr>
-              <w:t xml:space="preserve">Напишите </w:t>
+              <w:t>Напишите </w:t>
             </w:r>
             <w:r>
               <w:rPr>
@@ -8728,7 +8729,7 @@
                 <w:szCs w:val="23"/>
                 <w:lang w:eastAsia="ru-RU"/>
               </w:rPr>
-              <w:t xml:space="preserve">Выберите из папки </w:t>
+              <w:t>Выберите из папки </w:t>
             </w:r>
             <w:r>
               <w:rPr>
@@ -8839,7 +8840,7 @@
                 <w:szCs w:val="23"/>
                 <w:lang w:eastAsia="ru-RU"/>
               </w:rPr>
-              <w:t xml:space="preserve">В правом нижнем углу появится путь к </w:t>
+              <w:t>В правом нижнем углу появится путь к </w:t>
             </w:r>
             <w:r>
               <w:rPr>
@@ -9236,7 +9237,7 @@
                 <w:szCs w:val="23"/>
                 <w:lang w:eastAsia="ru-RU"/>
               </w:rPr>
-              <w:t xml:space="preserve">В VS Code нажмите </w:t>
+              <w:t>В VS Code нажмите </w:t>
             </w:r>
             <w:r>
               <w:rPr>
@@ -9347,7 +9348,7 @@
                 <w:szCs w:val="23"/>
                 <w:lang w:eastAsia="ru-RU"/>
               </w:rPr>
-              <w:t xml:space="preserve">Назовите </w:t>
+              <w:t>Назовите </w:t>
             </w:r>
             <w:r>
               <w:rPr>
@@ -9909,7 +9910,7 @@
                 <w:szCs w:val="23"/>
                 <w:lang w:eastAsia="ru-RU"/>
               </w:rPr>
-              <w:t xml:space="preserve">Создайте </w:t>
+              <w:t>Создайте </w:t>
             </w:r>
             <w:r>
               <w:rPr>
@@ -10499,7 +10500,7 @@
                 <w:szCs w:val="23"/>
                 <w:lang w:eastAsia="ru-RU"/>
               </w:rPr>
-              <w:t xml:space="preserve">В терминале: </w:t>
+              <w:t>В терминале: </w:t>
             </w:r>
             <w:r>
               <w:rPr>
@@ -11123,7 +11124,7 @@
                 <w:szCs w:val="23"/>
                 <w:lang w:eastAsia="ru-RU"/>
               </w:rPr>
-              <w:t xml:space="preserve">Откройте </w:t>
+              <w:t>Откройте </w:t>
             </w:r>
             <w:hyperlink r:id="rId8" w:tgtFrame="_blank" w:history="1">
               <w:r>
@@ -11146,7 +11147,7 @@
                 <w:szCs w:val="23"/>
                 <w:lang w:eastAsia="ru-RU"/>
               </w:rPr>
-              <w:t xml:space="preserve"> (</w:t>
+              <w:t> (</w:t>
             </w:r>
             <w:hyperlink r:id="rId9" w:tgtFrame="_blank" w:history="1">
               <w:r>
@@ -11270,7 +11271,7 @@
                 <w:szCs w:val="23"/>
                 <w:lang w:eastAsia="ru-RU"/>
               </w:rPr>
-              <w:t xml:space="preserve">Нажмите </w:t>
+              <w:t>Нажмите </w:t>
             </w:r>
             <w:r>
               <w:rPr>
@@ -11289,7 +11290,7 @@
                 <w:szCs w:val="23"/>
                 <w:lang w:eastAsia="ru-RU"/>
               </w:rPr>
-              <w:t xml:space="preserve"> → </w:t>
+              <w:t> → </w:t>
             </w:r>
             <w:r>
               <w:rPr>
@@ -13189,6 +13190,9 @@
                 <w:lang w:eastAsia="ru-RU"/>
               </w:rPr>
             </w:pPr>
+            <w:r>
+              <w:t>Ввод данных</w:t>
+            </w:r>
           </w:p>
         </w:tc>
         <w:tc>
@@ -13213,6 +13217,9 @@
                 <w:lang w:eastAsia="ru-RU"/>
               </w:rPr>
             </w:pPr>
+            <w:r>
+              <w:t>Пользователь выбирает категорию и вводит цену товара.</w:t>
+            </w:r>
           </w:p>
         </w:tc>
       </w:tr>
@@ -13272,6 +13279,9 @@
                 <w:lang w:eastAsia="ru-RU"/>
               </w:rPr>
             </w:pPr>
+            <w:r>
+              <w:t>Проверка</w:t>
+            </w:r>
           </w:p>
         </w:tc>
         <w:tc>
@@ -13296,6 +13306,9 @@
                 <w:lang w:eastAsia="ru-RU"/>
               </w:rPr>
             </w:pPr>
+            <w:r>
+              <w:t>Программа проверяет цену и наличие выбранной категории.</w:t>
+            </w:r>
           </w:p>
         </w:tc>
       </w:tr>
@@ -13355,6 +13368,9 @@
                 <w:lang w:eastAsia="ru-RU"/>
               </w:rPr>
             </w:pPr>
+            <w:r>
+              <w:t>Расчёт</w:t>
+            </w:r>
           </w:p>
         </w:tc>
         <w:tc>
@@ -13379,6 +13395,9 @@
                 <w:lang w:eastAsia="ru-RU"/>
               </w:rPr>
             </w:pPr>
+            <w:r>
+              <w:t>Для выбранной категории рассчитывается скидка и итоговая цена.</w:t>
+            </w:r>
           </w:p>
         </w:tc>
       </w:tr>
@@ -13438,6 +13457,9 @@
                 <w:lang w:eastAsia="ru-RU"/>
               </w:rPr>
             </w:pPr>
+            <w:r>
+              <w:t>Вывод</w:t>
+            </w:r>
           </w:p>
         </w:tc>
         <w:tc>
@@ -13462,6 +13484,9 @@
                 <w:lang w:eastAsia="ru-RU"/>
               </w:rPr>
             </w:pPr>
+            <w:r>
+              <w:t>На экран выводятся исходная цена, скидка и итоговая цена.</w:t>
+            </w:r>
           </w:p>
         </w:tc>
       </w:tr>
@@ -14046,9 +14071,11 @@
           <w:color w:val="0F1115"/>
           <w:lang w:eastAsia="ru-RU"/>
         </w:rPr>
-        <w:t>def authorize(login):</w:t>
+        <w:t>def check_login(login, cursor):</w:t>
         <w:br/>
-        <w:t xml:space="preserve">    return login.strip() != ''</w:t>
+        <w:t xml:space="preserve">    cursor.execute('SELECT user_id FROM perfume17.users WHERE login=%s', (login,))</w:t>
+        <w:br/>
+        <w:t xml:space="preserve">    return 'Вход разрешён' if cursor.fetchone() else 'Ошибка: неверный логин'</w:t>
       </w:r>
     </w:p>
     <w:p>
@@ -16733,9 +16760,13 @@
           <w:color w:val="0F1115"/>
           <w:lang w:eastAsia="ru-RU"/>
         </w:rPr>
-        <w:t>def calculate_price(price, discount):</w:t>
+        <w:t>def calculate_price(price, has_orders):</w:t>
         <w:br/>
-        <w:t xml:space="preserve">    return round(price * (1 - discount / 100), 2)</w:t>
+        <w:t xml:space="preserve">    if not has_orders:</w:t>
+        <w:br/>
+        <w:t xml:space="preserve">        return round(price * 0.75, 2)</w:t>
+        <w:br/>
+        <w:t xml:space="preserve">    return round(price, 2)</w:t>
       </w:r>
     </w:p>
     <w:p>
@@ -19732,13 +19763,21 @@
           <w:color w:val="0F1115"/>
           <w:lang w:eastAsia="ru-RU"/>
         </w:rPr>
-        <w:t>def create_order(user_id, items):</w:t>
+        <w:t>def check_order(variant_id, quantity, stock):</w:t>
         <w:br/>
-        <w:t xml:space="preserve">    if not items:</w:t>
+        <w:t xml:space="preserve">    if variant_id is None:</w:t>
         <w:br/>
-        <w:t xml:space="preserve">        raise ValueError('Пустой заказ')</w:t>
+        <w:t xml:space="preserve">        return 'Ошибка: выберите объём'</w:t>
         <w:br/>
-        <w:t xml:space="preserve">    return {'user_id': user_id, 'items': items}</w:t>
+        <w:t xml:space="preserve">    if quantity &lt;= 0:</w:t>
+        <w:br/>
+        <w:t xml:space="preserve">        return 'Ошибка: количество должно быть &gt; 0'</w:t>
+        <w:br/>
+        <w:t xml:space="preserve">    if quantity &gt; stock:</w:t>
+        <w:br/>
+        <w:t xml:space="preserve">        return 'Ошибка: недостаточно на складе'</w:t>
+        <w:br/>
+        <w:t xml:space="preserve">    return 'Можно добавить в заказ'</w:t>
       </w:r>
     </w:p>
     <w:p>
@@ -20530,6 +20569,7 @@
                 <w:szCs w:val="23"/>
                 <w:lang w:eastAsia="ru-RU"/>
               </w:rPr>
+              <w:lastRenderedPageBreak/>
               <w:t>5</w:t>
             </w:r>
           </w:p>
@@ -22219,7 +22259,7 @@
           <w:color w:val="0F1115"/>
           <w:lang w:eastAsia="ru-RU"/>
         </w:rPr>
-        <w:t xml:space="preserve"> ____________________ </w:t>
+        <w:t xml:space="preserve"> проверку скидки для выбранной категории парфюмерии </w:t>
       </w:r>
       <w:r>
         <w:rPr>
@@ -23135,6 +23175,7 @@
                 <w:szCs w:val="23"/>
                 <w:lang w:eastAsia="ru-RU"/>
               </w:rPr>
+              <w:lastRenderedPageBreak/>
               <w:t>4</w:t>
             </w:r>
           </w:p>
@@ -24247,7 +24288,7 @@
                 <w:szCs w:val="23"/>
                 <w:lang w:eastAsia="ru-RU"/>
               </w:rPr>
-              <w:t xml:space="preserve">Создали </w:t>
+              <w:t>Создали </w:t>
             </w:r>
             <w:r>
               <w:rPr>
@@ -24937,7 +24978,7 @@
           <w:color w:val="0F1115"/>
           <w:lang w:eastAsia="ru-RU"/>
         </w:rPr>
-        <w:t>☑</w:t>
+        <w:t>☐</w:t>
       </w:r>
       <w:r>
         <w:rPr>
@@ -24961,7 +25002,7 @@
           <w:color w:val="0F1115"/>
           <w:lang w:eastAsia="ru-RU"/>
         </w:rPr>
-        <w:t>☑</w:t>
+        <w:t>☐</w:t>
       </w:r>
       <w:r>
         <w:rPr>
@@ -26058,7 +26099,7 @@
                 <w:szCs w:val="23"/>
                 <w:lang w:eastAsia="ru-RU"/>
               </w:rPr>
-              <w:t xml:space="preserve"> создан</w:t>
+              <w:t> создан</w:t>
             </w:r>
           </w:p>
         </w:tc>
@@ -27177,6 +27218,7 @@
                 <w:szCs w:val="23"/>
                 <w:lang w:eastAsia="ru-RU"/>
               </w:rPr>
+              <w:lastRenderedPageBreak/>
               <w:t>16</w:t>
             </w:r>
           </w:p>
@@ -29614,7 +29656,7 @@
                 <w:szCs w:val="23"/>
                 <w:lang w:eastAsia="ru-RU"/>
               </w:rPr>
-              <w:t xml:space="preserve"> выложен</w:t>
+              <w:t> выложен</w:t>
             </w:r>
           </w:p>
         </w:tc>
@@ -30220,7 +30262,7 @@
                 <w:szCs w:val="23"/>
                 <w:lang w:eastAsia="ru-RU"/>
               </w:rPr>
-              <w:t xml:space="preserve">Преподаватель </w:t>
+              <w:t>Преподаватель </w:t>
             </w:r>
             <w:r>
               <w:rPr>
@@ -30239,7 +30281,7 @@
                 <w:szCs w:val="23"/>
                 <w:lang w:eastAsia="ru-RU"/>
               </w:rPr>
-              <w:t xml:space="preserve"> добавлен</w:t>
+              <w:t> добавлен</w:t>
             </w:r>
           </w:p>
         </w:tc>
@@ -32369,7 +32411,7 @@
                 <w:szCs w:val="23"/>
                 <w:lang w:eastAsia="ru-RU"/>
               </w:rPr>
-              <w:t xml:space="preserve"> → </w:t>
+              <w:t> → </w:t>
             </w:r>
             <w:r>
               <w:rPr>
@@ -32526,7 +32568,7 @@
                 <w:szCs w:val="23"/>
                 <w:lang w:eastAsia="ru-RU"/>
               </w:rPr>
-              <w:t xml:space="preserve"> или </w:t>
+              <w:t> или </w:t>
             </w:r>
             <w:r>
               <w:rPr>
